--- a/reports/07_what_we_are_doing.docx
+++ b/reports/07_what_we_are_doing.docx
@@ -42,7 +42,7 @@
         <w:t xml:space="preserve"> </w:t>
       </w:r>
       <w:r>
-        <w:t xml:space="preserve">Shivam, Deepesh, Shantanu — so you can understand and defend the project</w:t>
+        <w:t xml:space="preserve">Shivam, Shantanu, Deepesh — so you can understand and defend the project</w:t>
       </w:r>
       <w:r>
         <w:t xml:space="preserve"> </w:t>
@@ -1898,14 +1898,223 @@
         <w:t xml:space="preserve">Set up a reproducible code repository.</w:t>
       </w:r>
     </w:p>
+    <w:p>
+      <w:pPr>
+        <w:pStyle w:val="Compact"/>
+        <w:numPr>
+          <w:ilvl w:val="0"/>
+          <w:numId w:val="1002"/>
+        </w:numPr>
+      </w:pPr>
+      <w:r>
+        <w:rPr>
+          <w:b/>
+          <w:bCs/>
+        </w:rPr>
+        <w:t xml:space="preserve">Built the shared feature subspace and ran the full baseline benchmark</w:t>
+      </w:r>
+      <w:r>
+        <w:t xml:space="preserve">: five models score</w:t>
+      </w:r>
+      <w:r>
+        <w:t xml:space="preserve"> </w:t>
+      </w:r>
+      <w:r>
+        <w:t xml:space="preserve">0.96–0.97 on the same dataset but only 0.37–0.42 across datasets (near random).</w:t>
+      </w:r>
+    </w:p>
+    <w:p>
+      <w:pPr>
+        <w:pStyle w:val="Compact"/>
+        <w:numPr>
+          <w:ilvl w:val="0"/>
+          <w:numId w:val="1002"/>
+        </w:numPr>
+      </w:pPr>
+      <w:r>
+        <w:rPr>
+          <w:b/>
+          <w:bCs/>
+        </w:rPr>
+        <w:t xml:space="preserve">Ran our first metaheuristic optimisation</w:t>
+      </w:r>
+      <w:r>
+        <w:t xml:space="preserve">: a Genetic Algorithm with a cross-dataset fitness</w:t>
+      </w:r>
+      <w:r>
+        <w:t xml:space="preserve"> </w:t>
+      </w:r>
+      <w:r>
+        <w:t xml:space="preserve">picked</w:t>
+      </w:r>
+      <w:r>
+        <w:t xml:space="preserve"> </w:t>
+      </w:r>
+      <w:r>
+        <w:rPr>
+          <w:b/>
+          <w:bCs/>
+        </w:rPr>
+        <w:t xml:space="preserve">5 of 12 features</w:t>
+      </w:r>
+      <w:r>
+        <w:t xml:space="preserve"> </w:t>
+      </w:r>
+      <w:r>
+        <w:t xml:space="preserve">and improved cross-dataset</w:t>
+      </w:r>
+      <w:r>
+        <w:t xml:space="preserve"> </w:t>
+      </w:r>
+      <w:r>
+        <w:rPr>
+          <w:b/>
+          <w:bCs/>
+        </w:rPr>
+        <w:t xml:space="preserve">accuracy from 0.373 to 0.407</w:t>
+      </w:r>
+      <w:r>
+        <w:t xml:space="preserve"> </w:t>
+      </w:r>
+      <w:r>
+        <w:t xml:space="preserve">and</w:t>
+      </w:r>
+      <w:r>
+        <w:t xml:space="preserve"> </w:t>
+      </w:r>
+      <w:r>
+        <w:rPr>
+          <w:b/>
+          <w:bCs/>
+        </w:rPr>
+        <w:t xml:space="preserve">macro-F1 from 0.308 to 0.398</w:t>
+      </w:r>
+      <w:r>
+        <w:t xml:space="preserve"> </w:t>
+      </w:r>
+      <w:r>
+        <w:t xml:space="preserve">— so the idea works.</w:t>
+      </w:r>
+    </w:p>
+    <w:p>
+      <w:pPr>
+        <w:pStyle w:val="Compact"/>
+        <w:numPr>
+          <w:ilvl w:val="0"/>
+          <w:numId w:val="1002"/>
+        </w:numPr>
+      </w:pPr>
+      <w:r>
+        <w:rPr>
+          <w:b/>
+          <w:bCs/>
+        </w:rPr>
+        <w:t xml:space="preserve">Built DA-MFS (our main result):</w:t>
+      </w:r>
+      <w:r>
+        <w:t xml:space="preserve"> </w:t>
+      </w:r>
+      <w:r>
+        <w:t xml:space="preserve">domain alignment (per-dataset quantile transform) followed by</w:t>
+      </w:r>
+      <w:r>
+        <w:t xml:space="preserve"> </w:t>
+      </w:r>
+      <w:r>
+        <w:t xml:space="preserve">a Genetic Algorithm with a cross-dataset fitness. This lifted cross-dataset</w:t>
+      </w:r>
+      <w:r>
+        <w:t xml:space="preserve"> </w:t>
+      </w:r>
+      <w:r>
+        <w:rPr>
+          <w:b/>
+          <w:bCs/>
+        </w:rPr>
+        <w:t xml:space="preserve">accuracy from 0.373</w:t>
+      </w:r>
+      <w:r>
+        <w:rPr>
+          <w:b/>
+          <w:bCs/>
+        </w:rPr>
+        <w:t xml:space="preserve"> </w:t>
+      </w:r>
+      <w:r>
+        <w:rPr>
+          <w:b/>
+          <w:bCs/>
+        </w:rPr>
+        <w:t xml:space="preserve">to 0.508 (+13.6 pp)</w:t>
+      </w:r>
+      <w:r>
+        <w:t xml:space="preserve">,</w:t>
+      </w:r>
+      <w:r>
+        <w:t xml:space="preserve"> </w:t>
+      </w:r>
+      <w:r>
+        <w:rPr>
+          <w:b/>
+          <w:bCs/>
+        </w:rPr>
+        <w:t xml:space="preserve">macro-F1 +15.3 pp</w:t>
+      </w:r>
+      <w:r>
+        <w:t xml:space="preserve">,</w:t>
+      </w:r>
+      <w:r>
+        <w:t xml:space="preserve"> </w:t>
+      </w:r>
+      <w:r>
+        <w:rPr>
+          <w:b/>
+          <w:bCs/>
+        </w:rPr>
+        <w:t xml:space="preserve">balanced accuracy +10.4 pp</w:t>
+      </w:r>
+      <w:r>
+        <w:t xml:space="preserve">, and</w:t>
+      </w:r>
+      <w:r>
+        <w:t xml:space="preserve"> </w:t>
+      </w:r>
+      <w:r>
+        <w:rPr>
+          <w:b/>
+          <w:bCs/>
+        </w:rPr>
+        <w:t xml:space="preserve">attack recall</w:t>
+      </w:r>
+      <w:r>
+        <w:rPr>
+          <w:b/>
+          <w:bCs/>
+        </w:rPr>
+        <w:t xml:space="preserve"> </w:t>
+      </w:r>
+      <w:r>
+        <w:rPr>
+          <w:b/>
+          <w:bCs/>
+        </w:rPr>
+        <w:t xml:space="preserve">+12.8 pp</w:t>
+      </w:r>
+      <w:r>
+        <w:t xml:space="preserve"> </w:t>
+      </w:r>
+      <w:r>
+        <w:t xml:space="preserve">on the full data — a large, defensible improvement.</w:t>
+      </w:r>
+    </w:p>
     <w:bookmarkEnd w:id="19"/>
-    <w:bookmarkStart w:id="20" w:name="left-to-do"/>
+    <w:bookmarkStart w:id="20" w:name="left-to-do-end-semester"/>
     <w:p>
       <w:pPr>
         <w:pStyle w:val="Heading3"/>
       </w:pPr>
       <w:r>
-        <w:t xml:space="preserve">Left to do</w:t>
+        <w:t xml:space="preserve">Left to do (end-semester)</w:t>
       </w:r>
     </w:p>
     <w:p>
@@ -1917,7 +2126,13 @@
         </w:numPr>
       </w:pPr>
       <w:r>
-        <w:t xml:space="preserve">Clean the data (fix infinite/NaN values, remove dangerous identity features, fix labels).</w:t>
+        <w:t xml:space="preserve">Scale up DA-MFS (GA vs PSO vs Differential Evolution; NSGA-II multi-objective; divergence-aware</w:t>
+      </w:r>
+      <w:r>
+        <w:t xml:space="preserve"> </w:t>
+      </w:r>
+      <w:r>
+        <w:t xml:space="preserve">fitness) and validate across seeds.</w:t>
       </w:r>
     </w:p>
     <w:p>
@@ -1929,20 +2144,7 @@
         </w:numPr>
       </w:pPr>
       <w:r>
-        <w:t xml:space="preserve">Harmonise the three datasets onto a</w:t>
-      </w:r>
-      <w:r>
-        <w:t xml:space="preserve"> </w:t>
-      </w:r>
-      <w:r>
-        <w:rPr>
-          <w:b/>
-          <w:bCs/>
-        </w:rPr>
-        <w:t xml:space="preserve">common feature set</w:t>
-      </w:r>
-      <w:r>
-        <w:t xml:space="preserve">.</w:t>
+        <w:t xml:space="preserve">Compare against standard feature-selection baselines (mutual information, PCA, RFE, LASSO).</w:t>
       </w:r>
     </w:p>
     <w:p>
@@ -1954,26 +2156,7 @@
         </w:numPr>
       </w:pPr>
       <w:r>
-        <w:t xml:space="preserve">Run the</w:t>
-      </w:r>
-      <w:r>
-        <w:t xml:space="preserve"> </w:t>
-      </w:r>
-      <w:r>
-        <w:rPr>
-          <w:b/>
-          <w:bCs/>
-        </w:rPr>
-        <w:t xml:space="preserve">baseline benchmark</w:t>
-      </w:r>
-      <w:r>
-        <w:t xml:space="preserve">: train on one dataset, test on another (the 3×3 matrix) — this</w:t>
-      </w:r>
-      <w:r>
-        <w:t xml:space="preserve"> </w:t>
-      </w:r>
-      <w:r>
-        <w:t xml:space="preserve">shows how bad the gap is.</w:t>
+        <w:t xml:space="preserve">Analyse which features/attacks transfer; ablations.</w:t>
       </w:r>
     </w:p>
     <w:p>
@@ -1985,47 +2168,7 @@
         </w:numPr>
       </w:pPr>
       <w:r>
-        <w:t xml:space="preserve">Implement</w:t>
-      </w:r>
-      <w:r>
-        <w:t xml:space="preserve"> </w:t>
-      </w:r>
-      <w:r>
-        <w:rPr>
-          <w:b/>
-          <w:bCs/>
-        </w:rPr>
-        <w:t xml:space="preserve">GA and PSO with our cross-dataset fitness</w:t>
-      </w:r>
-      <w:r>
-        <w:t xml:space="preserve"> </w:t>
-      </w:r>
-      <w:r>
-        <w:t xml:space="preserve">and let them pick features.</w:t>
-      </w:r>
-    </w:p>
-    <w:p>
-      <w:pPr>
-        <w:pStyle w:val="Compact"/>
-        <w:numPr>
-          <w:ilvl w:val="0"/>
-          <w:numId w:val="1003"/>
-        </w:numPr>
-      </w:pPr>
-      <w:r>
-        <w:t xml:space="preserve">Compare against standard feature-selection baselines.</w:t>
-      </w:r>
-    </w:p>
-    <w:p>
-      <w:pPr>
-        <w:pStyle w:val="Compact"/>
-        <w:numPr>
-          <w:ilvl w:val="0"/>
-          <w:numId w:val="1003"/>
-        </w:numPr>
-      </w:pPr>
-      <w:r>
-        <w:t xml:space="preserve">Analyse which features/attacks transfer; write guidelines and the final report.</w:t>
+        <w:t xml:space="preserve">Write practical guidelines and the final report.</w:t>
       </w:r>
     </w:p>
     <w:p>
